--- a/labs/lab08/report/report.docx
+++ b/labs/lab08/report/report.docx
@@ -111,7 +111,13 @@
         <w:pStyle w:val="FirstParagraph"/>
       </w:pPr>
       <w:r>
-        <w:t xml:space="preserve">Получение навыков работы с планировщиками событий cron и at.</w:t>
+        <w:t xml:space="preserve">Приобретение практических навыков по установке и конфигурированию SMTP-</w:t>
+      </w:r>
+      <w:r>
+        <w:t xml:space="preserve"> </w:t>
+      </w:r>
+      <w:r>
+        <w:t xml:space="preserve">сервера.</w:t>
       </w:r>
     </w:p>
     <w:bookmarkEnd w:id="20"/>
@@ -135,28 +141,90 @@
     </w:p>
     <w:p>
       <w:pPr>
+        <w:pStyle w:val="Compact"/>
         <w:numPr>
           <w:ilvl w:val="0"/>
           <w:numId w:val="1001"/>
         </w:numPr>
       </w:pPr>
       <w:r>
-        <w:t xml:space="preserve">Выполните задания по планированию задач с помощью crond.</w:t>
-      </w:r>
-    </w:p>
-    <w:p>
-      <w:pPr>
+        <w:t xml:space="preserve">Установите на виртуальной машине server SMTP-сервер postfix.</w:t>
+      </w:r>
+    </w:p>
+    <w:p>
+      <w:pPr>
+        <w:pStyle w:val="Compact"/>
         <w:numPr>
           <w:ilvl w:val="0"/>
           <w:numId w:val="1001"/>
         </w:numPr>
       </w:pPr>
       <w:r>
-        <w:t xml:space="preserve">Выполните задания по планированию задач с помощью atd.</w:t>
+        <w:t xml:space="preserve">Сделайте первоначальную настройку postfix при помощи утилиты postconf, задав</w:t>
+      </w:r>
+      <w:r>
+        <w:t xml:space="preserve"> </w:t>
+      </w:r>
+      <w:r>
+        <w:t xml:space="preserve">отправку писем не на локальный хост, а на сервер в домене.</w:t>
+      </w:r>
+    </w:p>
+    <w:p>
+      <w:pPr>
+        <w:pStyle w:val="Compact"/>
+        <w:numPr>
+          <w:ilvl w:val="0"/>
+          <w:numId w:val="1001"/>
+        </w:numPr>
+      </w:pPr>
+      <w:r>
+        <w:t xml:space="preserve">Проверьте отправку почты с сервера и клиента.</w:t>
+      </w:r>
+    </w:p>
+    <w:p>
+      <w:pPr>
+        <w:pStyle w:val="Compact"/>
+        <w:numPr>
+          <w:ilvl w:val="0"/>
+          <w:numId w:val="1001"/>
+        </w:numPr>
+      </w:pPr>
+      <w:r>
+        <w:t xml:space="preserve">Сконфигурируйте Postfix для работы в домене. Проверьте отправку почты с сервера</w:t>
+      </w:r>
+      <w:r>
+        <w:t xml:space="preserve"> </w:t>
+      </w:r>
+      <w:r>
+        <w:t xml:space="preserve">и клиента.</w:t>
+      </w:r>
+    </w:p>
+    <w:p>
+      <w:pPr>
+        <w:pStyle w:val="Compact"/>
+        <w:numPr>
+          <w:ilvl w:val="0"/>
+          <w:numId w:val="1001"/>
+        </w:numPr>
+      </w:pPr>
+      <w:r>
+        <w:t xml:space="preserve">Напишите скрипт для Vagrant, фиксирующий действия по установке и настройке</w:t>
+      </w:r>
+      <w:r>
+        <w:t xml:space="preserve"> </w:t>
+      </w:r>
+      <w:r>
+        <w:t xml:space="preserve">Postfix во внутреннем окружении виртуальной машины server. Соответствующим</w:t>
+      </w:r>
+      <w:r>
+        <w:t xml:space="preserve"> </w:t>
+      </w:r>
+      <w:r>
+        <w:t xml:space="preserve">образом внесите изменения в Vagrantfile.</w:t>
       </w:r>
     </w:p>
     <w:bookmarkEnd w:id="21"/>
-    <w:bookmarkStart w:id="31" w:name="выполнение-лабораторной-работы"/>
+    <w:bookmarkStart w:id="37" w:name="выполнение-лабораторной-работы"/>
     <w:p>
       <w:pPr>
         <w:pStyle w:val="Heading1"/>
@@ -176,6 +244,14 @@
     </w:p>
     <w:p>
       <w:pPr>
+        <w:pStyle w:val="FirstParagraph"/>
+      </w:pPr>
+      <w:r>
+        <w:t xml:space="preserve">Установка Postfix</w:t>
+      </w:r>
+    </w:p>
+    <w:p>
+      <w:pPr>
         <w:pStyle w:val="Compact"/>
         <w:numPr>
           <w:ilvl w:val="0"/>
@@ -183,86 +259,103 @@
         </w:numPr>
       </w:pPr>
       <w:r>
-        <w:t xml:space="preserve">Запустите терминал и получите полномочия администратора. Посмотрите статус демона crond. Посмотрите содержимое файла конфигурации. Посмотрите список заданий в расписании.</w:t>
-      </w:r>
-      <w:r>
-        <w:t xml:space="preserve"> </w:t>
-      </w:r>
-      <w:r>
-        <w:t xml:space="preserve">Ничего не отобразится, так как расписание ещё не задано.</w:t>
-      </w:r>
-      <w:r>
-        <w:t xml:space="preserve"> </w:t>
-      </w:r>
-      <w:r>
-        <w:t xml:space="preserve">Откройте файл расписания на редактирование.</w:t>
-      </w:r>
-      <w:r>
-        <w:t xml:space="preserve"> </w:t>
-      </w:r>
-      <w:r>
-        <w:t xml:space="preserve">Команда запустит интерфейс редактора (по умолчанию используется vi). Добавь-</w:t>
-      </w:r>
-      <w:r>
-        <w:t xml:space="preserve"> </w:t>
-      </w:r>
-      <w:r>
-        <w:t xml:space="preserve">те следующую строку в файл расписания (запись сообщения в системный журнал),</w:t>
-      </w:r>
-      <w:r>
-        <w:t xml:space="preserve"> </w:t>
-      </w:r>
-      <w:r>
-        <w:t xml:space="preserve">используя Ins для перехода в vi в режим ввода:</w:t>
-      </w:r>
-      <w:r>
-        <w:t xml:space="preserve"> </w:t>
-      </w:r>
-      <w:r>
-        <w:rPr>
-          <w:i/>
-          <w:iCs/>
-        </w:rPr>
-        <w:t xml:space="preserve">/1</w:t>
-      </w:r>
-      <w:r>
-        <w:rPr>
-          <w:i/>
-          <w:iCs/>
-        </w:rPr>
-        <w:t xml:space="preserve"> </w:t>
-      </w:r>
-      <w:r>
-        <w:t xml:space="preserve"> </w:t>
-      </w:r>
-      <w:r>
-        <w:t xml:space="preserve">* * * logger This message is written from root cron</w:t>
-      </w:r>
-    </w:p>
-    <w:p>
-      <w:pPr>
-        <w:pStyle w:val="FirstParagraph"/>
-      </w:pPr>
-      <w:r>
-        <w:t xml:space="preserve">Закройте сеанс редактирования vi и сохраните изменения. Посмотрите список заданий в расписании.</w:t>
-      </w:r>
-      <w:r>
-        <w:t xml:space="preserve"> </w:t>
-      </w:r>
-      <w:r>
-        <w:t xml:space="preserve">В расписании должна появиться запись о запланированном событии.</w:t>
-      </w:r>
-      <w:r>
-        <w:t xml:space="preserve"> </w:t>
-      </w:r>
-      <w:r>
-        <w:t xml:space="preserve">Не выключая систему, через некоторое время (2–3 минуты) просмотрите журнал</w:t>
-      </w:r>
-      <w:r>
-        <w:t xml:space="preserve"> </w:t>
-      </w:r>
-      <w:r>
-        <w:t xml:space="preserve">системных событий. (рис. 1)</w:t>
+        <w:t xml:space="preserve">На виртуальной машине server войдите под вашим пользователем и откройте тер-</w:t>
+      </w:r>
+      <w:r>
+        <w:t xml:space="preserve"> </w:t>
+      </w:r>
+      <w:r>
+        <w:t xml:space="preserve">минал. Перейдите в режим суперпользователя:</w:t>
+      </w:r>
+      <w:r>
+        <w:t xml:space="preserve"> </w:t>
+      </w:r>
+      <w:r>
+        <w:t xml:space="preserve">sudo -i</w:t>
+      </w:r>
+    </w:p>
+    <w:p>
+      <w:pPr>
+        <w:pStyle w:val="Compact"/>
+        <w:numPr>
+          <w:ilvl w:val="0"/>
+          <w:numId w:val="1002"/>
+        </w:numPr>
+      </w:pPr>
+      <w:r>
+        <w:t xml:space="preserve">Установите необходимые для работы пакеты:</w:t>
+      </w:r>
+      <w:r>
+        <w:t xml:space="preserve"> </w:t>
+      </w:r>
+      <w:r>
+        <w:t xml:space="preserve">dnf -y install postfix</w:t>
+      </w:r>
+      <w:r>
+        <w:t xml:space="preserve"> </w:t>
+      </w:r>
+      <w:r>
+        <w:t xml:space="preserve">dnf -y install s-nail</w:t>
+      </w:r>
+    </w:p>
+    <w:p>
+      <w:pPr>
+        <w:pStyle w:val="Compact"/>
+        <w:numPr>
+          <w:ilvl w:val="0"/>
+          <w:numId w:val="1002"/>
+        </w:numPr>
+      </w:pPr>
+      <w:r>
+        <w:t xml:space="preserve">Сконфигурируйте межсетевой экран, разрешив работать службе протокола SMTP:</w:t>
+      </w:r>
+      <w:r>
+        <w:t xml:space="preserve"> </w:t>
+      </w:r>
+      <w:r>
+        <w:t xml:space="preserve">firewall-cmd –add-service=smtp</w:t>
+      </w:r>
+      <w:r>
+        <w:t xml:space="preserve"> </w:t>
+      </w:r>
+      <w:r>
+        <w:t xml:space="preserve">firewall-cmd –add-service=smtp –permanent</w:t>
+      </w:r>
+      <w:r>
+        <w:t xml:space="preserve"> </w:t>
+      </w:r>
+      <w:r>
+        <w:t xml:space="preserve">firewall-cmd –list-services</w:t>
+      </w:r>
+    </w:p>
+    <w:p>
+      <w:pPr>
+        <w:pStyle w:val="Compact"/>
+        <w:numPr>
+          <w:ilvl w:val="0"/>
+          <w:numId w:val="1002"/>
+        </w:numPr>
+      </w:pPr>
+      <w:r>
+        <w:t xml:space="preserve">Восстановите контекст безопасности в SELinux:</w:t>
+      </w:r>
+      <w:r>
+        <w:t xml:space="preserve"> </w:t>
+      </w:r>
+      <w:r>
+        <w:t xml:space="preserve">restorecon -vR /etc</w:t>
+      </w:r>
+    </w:p>
+    <w:p>
+      <w:pPr>
+        <w:pStyle w:val="Compact"/>
+        <w:numPr>
+          <w:ilvl w:val="0"/>
+          <w:numId w:val="1002"/>
+        </w:numPr>
+      </w:pPr>
+      <w:r>
+        <w:t xml:space="preserve">Запустите Postfix(рис. 1)</w:t>
       </w:r>
     </w:p>
     <w:p>
@@ -272,9 +365,9 @@
       <w:r>
         <w:drawing>
           <wp:inline>
-            <wp:extent cx="3733800" cy="2408903"/>
+            <wp:extent cx="3733800" cy="2116145"/>
             <wp:effectExtent b="0" l="0" r="0" t="0"/>
-            <wp:docPr descr="Смотрим журнал событий" title="" id="23" name="Picture"/>
+            <wp:docPr descr="Запускаем Postfix" title="" id="23" name="Picture"/>
             <a:graphic>
               <a:graphicData uri="http://schemas.openxmlformats.org/drawingml/2006/picture">
                 <pic:pic>
@@ -293,7 +386,7 @@
                   <pic:spPr bwMode="auto">
                     <a:xfrm>
                       <a:off x="0" y="0"/>
-                      <a:ext cx="3733800" cy="2408903"/>
+                      <a:ext cx="3733800" cy="2116145"/>
                     </a:xfrm>
                     <a:prstGeom prst="rect">
                       <a:avLst/>
@@ -317,55 +410,209 @@
         <w:pStyle w:val="ImageCaption"/>
       </w:pPr>
       <w:r>
-        <w:t xml:space="preserve">Рис. 1: Смотрим журнал событий</w:t>
-      </w:r>
-    </w:p>
-    <w:p>
-      <w:pPr>
-        <w:pStyle w:val="Compact"/>
-        <w:numPr>
-          <w:ilvl w:val="0"/>
-          <w:numId w:val="1003"/>
-        </w:numPr>
-      </w:pPr>
-      <w:r>
-        <w:t xml:space="preserve">Посмотрите список заданий в расписании. Перейдите в каталог /etc/cron.hourly и создайте в нём файл сценария с именем</w:t>
-      </w:r>
-      <w:r>
-        <w:t xml:space="preserve"> </w:t>
-      </w:r>
-      <w:r>
-        <w:t xml:space="preserve">eachhour. Откройте файл eachhour для редактирования и пропишите в нём скрипт. Сделайте файл сценария eachhour исполняемым. Теперь перейдите в каталог /etc/crond.d и создайте в нём файл с расписанием</w:t>
-      </w:r>
-      <w:r>
-        <w:t xml:space="preserve"> </w:t>
-      </w:r>
-      <w:r>
-        <w:t xml:space="preserve">eachhour.</w:t>
-      </w:r>
-      <w:r>
-        <w:t xml:space="preserve"> </w:t>
-      </w:r>
-      <w:r>
-        <w:t xml:space="preserve">Откройте этот файл для редактирования и поместите в него следующее содержимое:</w:t>
-      </w:r>
-      <w:r>
-        <w:t xml:space="preserve"> </w:t>
-      </w:r>
-      <w:r>
-        <w:t xml:space="preserve">11 * * * * root logger This message is written from /etc/cron.d</w:t>
-      </w:r>
-      <w:r>
-        <w:t xml:space="preserve"> </w:t>
-      </w:r>
-      <w:r>
-        <w:t xml:space="preserve">Сохраните изменения. Не выключая систему, через некоторое время (2–3 часа) просмотрите журнал систем-</w:t>
-      </w:r>
-      <w:r>
-        <w:t xml:space="preserve"> </w:t>
-      </w:r>
-      <w:r>
-        <w:t xml:space="preserve">ных событий. (рис. 2)</w:t>
+        <w:t xml:space="preserve">Рис. 1: Запускаем Postfix</w:t>
+      </w:r>
+    </w:p>
+    <w:p>
+      <w:pPr>
+        <w:pStyle w:val="BodyText"/>
+      </w:pPr>
+      <w:r>
+        <w:t xml:space="preserve">Изменение параметров Postfix с помощью postconf</w:t>
+      </w:r>
+    </w:p>
+    <w:p>
+      <w:pPr>
+        <w:pStyle w:val="BodyText"/>
+      </w:pPr>
+      <w:r>
+        <w:t xml:space="preserve">Первоначальную настройку Postfix осуществите, используя postconf.</w:t>
+      </w:r>
+      <w:r>
+        <w:t xml:space="preserve"> </w:t>
+      </w:r>
+      <w:r>
+        <w:t xml:space="preserve">1. Для просмотра списка текущих настроек Postfix введите:</w:t>
+      </w:r>
+      <w:r>
+        <w:t xml:space="preserve"> </w:t>
+      </w:r>
+      <w:r>
+        <w:t xml:space="preserve">postconf</w:t>
+      </w:r>
+      <w:r>
+        <w:t xml:space="preserve"> </w:t>
+      </w:r>
+      <w:r>
+        <w:t xml:space="preserve">2. Посмотрите текущее значение параметра myorigin:</w:t>
+      </w:r>
+      <w:r>
+        <w:t xml:space="preserve"> </w:t>
+      </w:r>
+      <w:r>
+        <w:t xml:space="preserve">postconf myorigin</w:t>
+      </w:r>
+      <w:r>
+        <w:t xml:space="preserve"> </w:t>
+      </w:r>
+      <w:r>
+        <w:t xml:space="preserve">3. Посмотрите текущее значение параметра mydomain:</w:t>
+      </w:r>
+      <w:r>
+        <w:t xml:space="preserve"> </w:t>
+      </w:r>
+      <w:r>
+        <w:t xml:space="preserve">postconf mydomain</w:t>
+      </w:r>
+      <w:r>
+        <w:t xml:space="preserve"> </w:t>
+      </w:r>
+      <w:r>
+        <w:t xml:space="preserve">Должно быть указано mydomain = user.net, где вместо user указан ваш логин.</w:t>
+      </w:r>
+      <w:r>
+        <w:t xml:space="preserve"> </w:t>
+      </w:r>
+      <w:r>
+        <w:t xml:space="preserve">4. Замените значение параметра myorigin на значение параметра mydomain:</w:t>
+      </w:r>
+      <w:r>
+        <w:t xml:space="preserve"> </w:t>
+      </w:r>
+      <w:r>
+        <w:t xml:space="preserve">postconf -e</w:t>
+      </w:r>
+      <w:r>
+        <w:t xml:space="preserve"> </w:t>
+      </w:r>
+      <w:r>
+        <w:t xml:space="preserve">‘</w:t>
+      </w:r>
+      <w:r>
+        <w:t xml:space="preserve">myorigin = $mydomain</w:t>
+      </w:r>
+      <w:r>
+        <w:t xml:space="preserve">’</w:t>
+      </w:r>
+      <w:r>
+        <w:t xml:space="preserve"> </w:t>
+      </w:r>
+      <w:r>
+        <w:t xml:space="preserve">5. Повторите команду</w:t>
+      </w:r>
+      <w:r>
+        <w:t xml:space="preserve"> </w:t>
+      </w:r>
+      <w:r>
+        <w:t xml:space="preserve">postconf myorigin</w:t>
+      </w:r>
+      <w:r>
+        <w:t xml:space="preserve"> </w:t>
+      </w:r>
+      <w:r>
+        <w:t xml:space="preserve">Убедитесь, что замена параметра была произведена.</w:t>
+      </w:r>
+      <w:r>
+        <w:t xml:space="preserve"> </w:t>
+      </w:r>
+      <w:r>
+        <w:t xml:space="preserve">6. Проверьте корректность содержания конфигурационного файла main.cf:</w:t>
+      </w:r>
+      <w:r>
+        <w:t xml:space="preserve"> </w:t>
+      </w:r>
+      <w:r>
+        <w:t xml:space="preserve">postfix check</w:t>
+      </w:r>
+      <w:r>
+        <w:t xml:space="preserve"> </w:t>
+      </w:r>
+      <w:r>
+        <w:t xml:space="preserve">7. Перезагрузите (перечитайте) конфигурационные файлы Postfix:</w:t>
+      </w:r>
+      <w:r>
+        <w:t xml:space="preserve"> </w:t>
+      </w:r>
+      <w:r>
+        <w:t xml:space="preserve">systemctl reload postfix</w:t>
+      </w:r>
+      <w:r>
+        <w:t xml:space="preserve"> </w:t>
+      </w:r>
+      <w:r>
+        <w:t xml:space="preserve">8. Просмотрите все параметры с значением, отличным от значения по умолчанию:</w:t>
+      </w:r>
+      <w:r>
+        <w:t xml:space="preserve"> </w:t>
+      </w:r>
+      <w:r>
+        <w:t xml:space="preserve">postconf -n</w:t>
+      </w:r>
+      <w:r>
+        <w:t xml:space="preserve"> </w:t>
+      </w:r>
+      <w:r>
+        <w:t xml:space="preserve">9. Задайте жёстко значение домена (вместо user укажите свой логин):</w:t>
+      </w:r>
+      <w:r>
+        <w:t xml:space="preserve"> </w:t>
+      </w:r>
+      <w:r>
+        <w:t xml:space="preserve">postconf -e</w:t>
+      </w:r>
+      <w:r>
+        <w:t xml:space="preserve"> </w:t>
+      </w:r>
+      <w:r>
+        <w:t xml:space="preserve">‘</w:t>
+      </w:r>
+      <w:r>
+        <w:t xml:space="preserve">mydomain = user.net</w:t>
+      </w:r>
+      <w:r>
+        <w:t xml:space="preserve">’</w:t>
+      </w:r>
+      <w:r>
+        <w:t xml:space="preserve"> </w:t>
+      </w:r>
+      <w:r>
+        <w:t xml:space="preserve">10. Отключите IPv6 в списке разрешённых в работе Postfix протоколов и оставьте только</w:t>
+      </w:r>
+      <w:r>
+        <w:t xml:space="preserve"> </w:t>
+      </w:r>
+      <w:r>
+        <w:t xml:space="preserve">IPv4:</w:t>
+      </w:r>
+      <w:r>
+        <w:t xml:space="preserve"> </w:t>
+      </w:r>
+      <w:r>
+        <w:t xml:space="preserve">postconf inet_protocols</w:t>
+      </w:r>
+      <w:r>
+        <w:t xml:space="preserve"> </w:t>
+      </w:r>
+      <w:r>
+        <w:t xml:space="preserve">postconf -e</w:t>
+      </w:r>
+      <w:r>
+        <w:t xml:space="preserve"> </w:t>
+      </w:r>
+      <w:r>
+        <w:t xml:space="preserve">‘</w:t>
+      </w:r>
+      <w:r>
+        <w:t xml:space="preserve">inet_protocols = ipv4</w:t>
+      </w:r>
+      <w:r>
+        <w:t xml:space="preserve">’</w:t>
+      </w:r>
+      <w:r>
+        <w:t xml:space="preserve"> </w:t>
+      </w:r>
+      <w:r>
+        <w:t xml:space="preserve">11. Перезагрузите конфигурацию Postfix. (рис. 2)</w:t>
       </w:r>
     </w:p>
     <w:p>
@@ -375,9 +622,9 @@
       <w:r>
         <w:drawing>
           <wp:inline>
-            <wp:extent cx="3733800" cy="2364740"/>
+            <wp:extent cx="3733800" cy="1718424"/>
             <wp:effectExtent b="0" l="0" r="0" t="0"/>
-            <wp:docPr descr="Смотрим изменения" title="" id="26" name="Picture"/>
+            <wp:docPr descr="Перезагружаем конфигурацию Postfix" title="" id="26" name="Picture"/>
             <a:graphic>
               <a:graphicData uri="http://schemas.openxmlformats.org/drawingml/2006/picture">
                 <pic:pic>
@@ -396,7 +643,7 @@
                   <pic:spPr bwMode="auto">
                     <a:xfrm>
                       <a:off x="0" y="0"/>
-                      <a:ext cx="3733800" cy="2364740"/>
+                      <a:ext cx="3733800" cy="1718424"/>
                     </a:xfrm>
                     <a:prstGeom prst="rect">
                       <a:avLst/>
@@ -420,39 +667,177 @@
         <w:pStyle w:val="ImageCaption"/>
       </w:pPr>
       <w:r>
-        <w:t xml:space="preserve">Рис. 2: Смотрим изменения</w:t>
-      </w:r>
-    </w:p>
-    <w:p>
-      <w:pPr>
-        <w:pStyle w:val="Compact"/>
-        <w:numPr>
-          <w:ilvl w:val="0"/>
-          <w:numId w:val="1004"/>
-        </w:numPr>
-      </w:pPr>
-      <w:r>
-        <w:t xml:space="preserve">Планирование заданий с помощью at.</w:t>
-      </w:r>
-    </w:p>
-    <w:p>
-      <w:pPr>
-        <w:pStyle w:val="FirstParagraph"/>
-      </w:pPr>
-      <w:r>
-        <w:t xml:space="preserve">Запустите терминал и получите полномочия администратора. Проверьте, что служба atd загружена и включена. Задайте выполнение команды logger message from at в 9:30 (или замените на</w:t>
-      </w:r>
-      <w:r>
-        <w:t xml:space="preserve"> </w:t>
-      </w:r>
-      <w:r>
-        <w:t xml:space="preserve">любое другое время, когда вы работаете над этим упражнением). Убедитесь, что задание действительно запланировано.</w:t>
-      </w:r>
-      <w:r>
-        <w:t xml:space="preserve"> </w:t>
-      </w:r>
-      <w:r>
-        <w:t xml:space="preserve">С помощью команды grep</w:t>
+        <w:t xml:space="preserve">Рис. 2: Перезагружаем конфигурацию Postfix</w:t>
+      </w:r>
+    </w:p>
+    <w:p>
+      <w:pPr>
+        <w:pStyle w:val="BodyText"/>
+      </w:pPr>
+      <w:r>
+        <w:t xml:space="preserve">Проверка работы Postfix</w:t>
+      </w:r>
+    </w:p>
+    <w:p>
+      <w:pPr>
+        <w:pStyle w:val="Compact"/>
+        <w:numPr>
+          <w:ilvl w:val="0"/>
+          <w:numId w:val="1003"/>
+        </w:numPr>
+      </w:pPr>
+      <w:r>
+        <w:t xml:space="preserve">На сервере под учётной записью пользователя отправьте себе письмо, используя</w:t>
+      </w:r>
+      <w:r>
+        <w:t xml:space="preserve"> </w:t>
+      </w:r>
+      <w:r>
+        <w:t xml:space="preserve">утилиту mail:</w:t>
+      </w:r>
+      <w:r>
+        <w:t xml:space="preserve"> </w:t>
+      </w:r>
+      <w:r>
+        <w:t xml:space="preserve">echo .| mail -s test1 user@server.user.net</w:t>
+      </w:r>
+      <w:r>
+        <w:t xml:space="preserve"> </w:t>
+      </w:r>
+      <w:r>
+        <w:t xml:space="preserve">(вместо user укажите свой логин).</w:t>
+      </w:r>
+    </w:p>
+    <w:p>
+      <w:pPr>
+        <w:pStyle w:val="Compact"/>
+        <w:numPr>
+          <w:ilvl w:val="0"/>
+          <w:numId w:val="1003"/>
+        </w:numPr>
+      </w:pPr>
+      <w:r>
+        <w:t xml:space="preserve">На втором терминале запустите мониторинг работы почтовой службы и посмотрите,</w:t>
+      </w:r>
+      <w:r>
+        <w:t xml:space="preserve"> </w:t>
+      </w:r>
+      <w:r>
+        <w:t xml:space="preserve">что произошло с вашим сообщением:</w:t>
+      </w:r>
+      <w:r>
+        <w:t xml:space="preserve"> </w:t>
+      </w:r>
+      <w:r>
+        <w:t xml:space="preserve">tail -f /var/log/maillog</w:t>
+      </w:r>
+      <w:r>
+        <w:t xml:space="preserve"> </w:t>
+      </w:r>
+      <w:r>
+        <w:t xml:space="preserve">В отчёте отразите, доставлено сообщение или нет с пояснением, на основе каких</w:t>
+      </w:r>
+      <w:r>
+        <w:t xml:space="preserve"> </w:t>
+      </w:r>
+      <w:r>
+        <w:t xml:space="preserve">строк лога вы сделали вывод. Дополнительно посмотрите содержание каталога</w:t>
+      </w:r>
+      <w:r>
+        <w:t xml:space="preserve"> </w:t>
+      </w:r>
+      <w:r>
+        <w:t xml:space="preserve">/var/spool/mail на предмет того, появился ли там каталог вашего пользователя</w:t>
+      </w:r>
+      <w:r>
+        <w:t xml:space="preserve"> </w:t>
+      </w:r>
+      <w:r>
+        <w:t xml:space="preserve">с отправленным письмом.</w:t>
+      </w:r>
+    </w:p>
+    <w:p>
+      <w:pPr>
+        <w:pStyle w:val="Compact"/>
+        <w:numPr>
+          <w:ilvl w:val="0"/>
+          <w:numId w:val="1003"/>
+        </w:numPr>
+      </w:pPr>
+      <w:r>
+        <w:t xml:space="preserve">На виртуальной машине client войдите под вашим пользователем и откройте тер-</w:t>
+      </w:r>
+      <w:r>
+        <w:t xml:space="preserve"> </w:t>
+      </w:r>
+      <w:r>
+        <w:t xml:space="preserve">минал. Перейдите в режим суперпользователя:</w:t>
+      </w:r>
+      <w:r>
+        <w:t xml:space="preserve"> </w:t>
+      </w:r>
+      <w:r>
+        <w:t xml:space="preserve">sudo -i</w:t>
+      </w:r>
+    </w:p>
+    <w:p>
+      <w:pPr>
+        <w:pStyle w:val="Compact"/>
+        <w:numPr>
+          <w:ilvl w:val="0"/>
+          <w:numId w:val="1003"/>
+        </w:numPr>
+      </w:pPr>
+      <w:r>
+        <w:t xml:space="preserve">На клиенте установите необходимые для работы пакеты:</w:t>
+      </w:r>
+      <w:r>
+        <w:t xml:space="preserve"> </w:t>
+      </w:r>
+      <w:r>
+        <w:t xml:space="preserve">dnf -y install postfix</w:t>
+      </w:r>
+      <w:r>
+        <w:t xml:space="preserve"> </w:t>
+      </w:r>
+      <w:r>
+        <w:t xml:space="preserve">dnf -y install s-nail</w:t>
+      </w:r>
+      <w:r>
+        <w:t xml:space="preserve"> </w:t>
+      </w:r>
+      <w:r>
+        <w:t xml:space="preserve">68 Лабораторная работа № 8</w:t>
+      </w:r>
+    </w:p>
+    <w:p>
+      <w:pPr>
+        <w:pStyle w:val="Compact"/>
+        <w:numPr>
+          <w:ilvl w:val="0"/>
+          <w:numId w:val="1003"/>
+        </w:numPr>
+      </w:pPr>
+      <w:r>
+        <w:t xml:space="preserve">Отключите IPv6 в списке разрешённых в работе Postfix протоколов и оставьте только</w:t>
+      </w:r>
+      <w:r>
+        <w:t xml:space="preserve"> </w:t>
+      </w:r>
+      <w:r>
+        <w:t xml:space="preserve">IPv4:</w:t>
+      </w:r>
+      <w:r>
+        <w:t xml:space="preserve"> </w:t>
+      </w:r>
+      <w:r>
+        <w:t xml:space="preserve">postconf inet_protocols</w:t>
+      </w:r>
+      <w:r>
+        <w:t xml:space="preserve"> </w:t>
+      </w:r>
+      <w:r>
+        <w:t xml:space="preserve">postconf -e</w:t>
       </w:r>
       <w:r>
         <w:t xml:space="preserve"> </w:t>
@@ -461,22 +846,220 @@
         <w:t xml:space="preserve">‘</w:t>
       </w:r>
       <w:r>
-        <w:t xml:space="preserve">from at</w:t>
+        <w:t xml:space="preserve">inet_protocols = ipv4</w:t>
       </w:r>
       <w:r>
         <w:t xml:space="preserve">’</w:t>
       </w:r>
-      <w:r>
-        <w:t xml:space="preserve"> </w:t>
-      </w:r>
-      <w:r>
-        <w:t xml:space="preserve">/var/log/messages посмотрите, появилось</w:t>
-      </w:r>
-      <w:r>
-        <w:t xml:space="preserve"> </w:t>
-      </w:r>
-      <w:r>
-        <w:t xml:space="preserve">ли соответствующее сообщение в лог-файле в указанное вами время. (рис. 3)</w:t>
+    </w:p>
+    <w:p>
+      <w:pPr>
+        <w:pStyle w:val="Compact"/>
+        <w:numPr>
+          <w:ilvl w:val="0"/>
+          <w:numId w:val="1003"/>
+        </w:numPr>
+      </w:pPr>
+      <w:r>
+        <w:t xml:space="preserve">На клиенте запустите Postfix:</w:t>
+      </w:r>
+      <w:r>
+        <w:t xml:space="preserve"> </w:t>
+      </w:r>
+      <w:r>
+        <w:t xml:space="preserve">systemctl enable postfix</w:t>
+      </w:r>
+      <w:r>
+        <w:t xml:space="preserve"> </w:t>
+      </w:r>
+      <w:r>
+        <w:t xml:space="preserve">systemctl start postfix</w:t>
+      </w:r>
+    </w:p>
+    <w:p>
+      <w:pPr>
+        <w:pStyle w:val="Compact"/>
+        <w:numPr>
+          <w:ilvl w:val="0"/>
+          <w:numId w:val="1003"/>
+        </w:numPr>
+      </w:pPr>
+      <w:r>
+        <w:t xml:space="preserve">На клиенте под учётной записью пользователя аналогичным образом отправьте</w:t>
+      </w:r>
+      <w:r>
+        <w:t xml:space="preserve"> </w:t>
+      </w:r>
+      <w:r>
+        <w:t xml:space="preserve">себе второе письмо, используя утилиту mail. Сравните результат мониторинга поч-</w:t>
+      </w:r>
+      <w:r>
+        <w:t xml:space="preserve"> </w:t>
+      </w:r>
+      <w:r>
+        <w:t xml:space="preserve">товой службы на сервере при отправке сообщения с сервера и с клиента. В отчёте</w:t>
+      </w:r>
+      <w:r>
+        <w:t xml:space="preserve"> </w:t>
+      </w:r>
+      <w:r>
+        <w:t xml:space="preserve">отразите, доставлено сообщение или нет.</w:t>
+      </w:r>
+    </w:p>
+    <w:p>
+      <w:pPr>
+        <w:pStyle w:val="Compact"/>
+        <w:numPr>
+          <w:ilvl w:val="0"/>
+          <w:numId w:val="1003"/>
+        </w:numPr>
+      </w:pPr>
+      <w:r>
+        <w:t xml:space="preserve">На сервере в конфигурации Postfix посмотрите значения параметров сетевых ин-</w:t>
+      </w:r>
+      <w:r>
+        <w:t xml:space="preserve"> </w:t>
+      </w:r>
+      <w:r>
+        <w:t xml:space="preserve">терфейсов inet_interfaces и сетевых адресов mynetworks:</w:t>
+      </w:r>
+      <w:r>
+        <w:t xml:space="preserve"> </w:t>
+      </w:r>
+      <w:r>
+        <w:t xml:space="preserve">postconf inet_interfaces</w:t>
+      </w:r>
+      <w:r>
+        <w:t xml:space="preserve"> </w:t>
+      </w:r>
+      <w:r>
+        <w:t xml:space="preserve">postconf mynetworks</w:t>
+      </w:r>
+    </w:p>
+    <w:p>
+      <w:pPr>
+        <w:pStyle w:val="Compact"/>
+        <w:numPr>
+          <w:ilvl w:val="0"/>
+          <w:numId w:val="1003"/>
+        </w:numPr>
+      </w:pPr>
+      <w:r>
+        <w:t xml:space="preserve">Разрешите Postfix прослушивать соединения не только с локального узла, но и с дру-</w:t>
+      </w:r>
+      <w:r>
+        <w:t xml:space="preserve"> </w:t>
+      </w:r>
+      <w:r>
+        <w:t xml:space="preserve">гих интерфейсов сети:</w:t>
+      </w:r>
+      <w:r>
+        <w:t xml:space="preserve"> </w:t>
+      </w:r>
+      <w:r>
+        <w:t xml:space="preserve">postconf -e</w:t>
+      </w:r>
+      <w:r>
+        <w:t xml:space="preserve"> </w:t>
+      </w:r>
+      <w:r>
+        <w:t xml:space="preserve">‘</w:t>
+      </w:r>
+      <w:r>
+        <w:t xml:space="preserve">inet_interfaces = all</w:t>
+      </w:r>
+      <w:r>
+        <w:t xml:space="preserve">’</w:t>
+      </w:r>
+    </w:p>
+    <w:p>
+      <w:pPr>
+        <w:pStyle w:val="Compact"/>
+        <w:numPr>
+          <w:ilvl w:val="0"/>
+          <w:numId w:val="1003"/>
+        </w:numPr>
+      </w:pPr>
+      <w:r>
+        <w:t xml:space="preserve">Добавьте адрес внутренней сети, разрешив таким образом пересылку сообщений</w:t>
+      </w:r>
+      <w:r>
+        <w:t xml:space="preserve"> </w:t>
+      </w:r>
+      <w:r>
+        <w:t xml:space="preserve">между узлами сети:</w:t>
+      </w:r>
+      <w:r>
+        <w:t xml:space="preserve"> </w:t>
+      </w:r>
+      <w:r>
+        <w:t xml:space="preserve">postconf -e</w:t>
+      </w:r>
+      <w:r>
+        <w:t xml:space="preserve"> </w:t>
+      </w:r>
+      <w:r>
+        <w:t xml:space="preserve">‘</w:t>
+      </w:r>
+      <w:r>
+        <w:t xml:space="preserve">mynetworks = 127.0.0.0/8, 192.168.0.0/16</w:t>
+      </w:r>
+      <w:r>
+        <w:t xml:space="preserve">’</w:t>
+      </w:r>
+    </w:p>
+    <w:p>
+      <w:pPr>
+        <w:pStyle w:val="Compact"/>
+        <w:numPr>
+          <w:ilvl w:val="0"/>
+          <w:numId w:val="1003"/>
+        </w:numPr>
+      </w:pPr>
+      <w:r>
+        <w:t xml:space="preserve">Перезагрузите конфигурацию Postfix и перезапустите Postfix:</w:t>
+      </w:r>
+      <w:r>
+        <w:t xml:space="preserve"> </w:t>
+      </w:r>
+      <w:r>
+        <w:t xml:space="preserve">postfix check</w:t>
+      </w:r>
+      <w:r>
+        <w:t xml:space="preserve"> </w:t>
+      </w:r>
+      <w:r>
+        <w:t xml:space="preserve">systemctl reload postfix</w:t>
+      </w:r>
+      <w:r>
+        <w:t xml:space="preserve"> </w:t>
+      </w:r>
+      <w:r>
+        <w:t xml:space="preserve">systemctl stop postfix</w:t>
+      </w:r>
+      <w:r>
+        <w:t xml:space="preserve"> </w:t>
+      </w:r>
+      <w:r>
+        <w:t xml:space="preserve">systemctl start postfix</w:t>
+      </w:r>
+    </w:p>
+    <w:p>
+      <w:pPr>
+        <w:pStyle w:val="Compact"/>
+        <w:numPr>
+          <w:ilvl w:val="0"/>
+          <w:numId w:val="1003"/>
+        </w:numPr>
+      </w:pPr>
+      <w:r>
+        <w:t xml:space="preserve">Повторите отправку сообщения с клиента. В отчёте отразите, что произошло с ва-</w:t>
+      </w:r>
+      <w:r>
+        <w:t xml:space="preserve"> </w:t>
+      </w:r>
+      <w:r>
+        <w:t xml:space="preserve">шим сообщением.(рис. 3)</w:t>
       </w:r>
     </w:p>
     <w:p>
@@ -486,9 +1069,9 @@
       <w:r>
         <w:drawing>
           <wp:inline>
-            <wp:extent cx="3733800" cy="2381154"/>
+            <wp:extent cx="3733800" cy="1160970"/>
             <wp:effectExtent b="0" l="0" r="0" t="0"/>
-            <wp:docPr descr="Проверяем запланировалось ли задание" title="" id="29" name="Picture"/>
+            <wp:docPr descr="Перезапускаем Postfix" title="" id="29" name="Picture"/>
             <a:graphic>
               <a:graphicData uri="http://schemas.openxmlformats.org/drawingml/2006/picture">
                 <pic:pic>
@@ -507,7 +1090,7 @@
                   <pic:spPr bwMode="auto">
                     <a:xfrm>
                       <a:off x="0" y="0"/>
-                      <a:ext cx="3733800" cy="2381154"/>
+                      <a:ext cx="3733800" cy="1160970"/>
                     </a:xfrm>
                     <a:prstGeom prst="rect">
                       <a:avLst/>
@@ -531,11 +1114,595 @@
         <w:pStyle w:val="ImageCaption"/>
       </w:pPr>
       <w:r>
-        <w:t xml:space="preserve">Рис. 3: Проверяем запланировалось ли задание</w:t>
-      </w:r>
-    </w:p>
-    <w:bookmarkEnd w:id="31"/>
-    <w:bookmarkStart w:id="32" w:name="выводы"/>
+        <w:t xml:space="preserve">Рис. 3: Перезапускаем Postfix</w:t>
+      </w:r>
+    </w:p>
+    <w:p>
+      <w:pPr>
+        <w:pStyle w:val="BodyText"/>
+      </w:pPr>
+      <w:r>
+        <w:t xml:space="preserve">Конфигурация Postfix для домена</w:t>
+      </w:r>
+    </w:p>
+    <w:p>
+      <w:pPr>
+        <w:pStyle w:val="Compact"/>
+        <w:numPr>
+          <w:ilvl w:val="0"/>
+          <w:numId w:val="1004"/>
+        </w:numPr>
+      </w:pPr>
+      <w:r>
+        <w:t xml:space="preserve">С клиента отправьте письмо на свой доменный адрес:</w:t>
+      </w:r>
+      <w:r>
+        <w:t xml:space="preserve"> </w:t>
+      </w:r>
+      <w:r>
+        <w:t xml:space="preserve">echo .| mail -s test2 user@user.net</w:t>
+      </w:r>
+      <w:r>
+        <w:t xml:space="preserve"> </w:t>
+      </w:r>
+      <w:r>
+        <w:t xml:space="preserve">(вместо user укажите свой логин).</w:t>
+      </w:r>
+    </w:p>
+    <w:p>
+      <w:pPr>
+        <w:pStyle w:val="Compact"/>
+        <w:numPr>
+          <w:ilvl w:val="0"/>
+          <w:numId w:val="1004"/>
+        </w:numPr>
+      </w:pPr>
+      <w:r>
+        <w:t xml:space="preserve">Запустите мониторинг работы почтовой службы и посмотрите, что произошло</w:t>
+      </w:r>
+      <w:r>
+        <w:t xml:space="preserve"> </w:t>
+      </w:r>
+      <w:r>
+        <w:t xml:space="preserve">с вашим сообщением:</w:t>
+      </w:r>
+      <w:r>
+        <w:t xml:space="preserve"> </w:t>
+      </w:r>
+      <w:r>
+        <w:t xml:space="preserve">tail -f /var/log/maillog</w:t>
+      </w:r>
+      <w:r>
+        <w:t xml:space="preserve"> </w:t>
+      </w:r>
+      <w:r>
+        <w:t xml:space="preserve">В отчёте отразите, что произошло с вашим сообщением.</w:t>
+      </w:r>
+    </w:p>
+    <w:p>
+      <w:pPr>
+        <w:pStyle w:val="Compact"/>
+        <w:numPr>
+          <w:ilvl w:val="0"/>
+          <w:numId w:val="1004"/>
+        </w:numPr>
+      </w:pPr>
+      <w:r>
+        <w:t xml:space="preserve">Дополнительно посмотрите, какие сообщения ожидают в очереди на отправление:</w:t>
+      </w:r>
+      <w:r>
+        <w:t xml:space="preserve"> </w:t>
+      </w:r>
+      <w:r>
+        <w:t xml:space="preserve">postqueue -p</w:t>
+      </w:r>
+    </w:p>
+    <w:p>
+      <w:pPr>
+        <w:pStyle w:val="Compact"/>
+        <w:numPr>
+          <w:ilvl w:val="0"/>
+          <w:numId w:val="1004"/>
+        </w:numPr>
+      </w:pPr>
+      <w:r>
+        <w:t xml:space="preserve">Для настройки возможности отправки сообщений не на конкретный узел сети,</w:t>
+      </w:r>
+      <w:r>
+        <w:t xml:space="preserve"> </w:t>
+      </w:r>
+      <w:r>
+        <w:t xml:space="preserve">а на доменный адрес пропишите MX-запись с указанием имени почтового сервера</w:t>
+      </w:r>
+      <w:r>
+        <w:t xml:space="preserve"> </w:t>
+      </w:r>
+      <w:r>
+        <w:t xml:space="preserve">mail.user.net (вместо user укажите свой логин) в файле прямой DNS-зоны.</w:t>
+      </w:r>
+    </w:p>
+    <w:p>
+      <w:pPr>
+        <w:pStyle w:val="Compact"/>
+        <w:numPr>
+          <w:ilvl w:val="0"/>
+          <w:numId w:val="1004"/>
+        </w:numPr>
+      </w:pPr>
+      <w:r>
+        <w:t xml:space="preserve">В конфигурации Postfix добавьте домен в список элементов сети, для которых дан-</w:t>
+      </w:r>
+      <w:r>
+        <w:t xml:space="preserve"> </w:t>
+      </w:r>
+      <w:r>
+        <w:t xml:space="preserve">ный сервер является конечной точкой доставки почты:</w:t>
+      </w:r>
+      <w:r>
+        <w:t xml:space="preserve"> </w:t>
+      </w:r>
+      <w:r>
+        <w:t xml:space="preserve">postconf -e</w:t>
+      </w:r>
+      <w:r>
+        <w:t xml:space="preserve"> </w:t>
+      </w:r>
+      <w:r>
+        <w:t xml:space="preserve">‘</w:t>
+      </w:r>
+      <w:r>
+        <w:t xml:space="preserve">mydestination =</w:t>
+      </w:r>
+      <w:r>
+        <w:t xml:space="preserve"> </w:t>
+      </w:r>
+      <m:oMath>
+        <m:r>
+          <m:t>m</m:t>
+        </m:r>
+        <m:r>
+          <m:t>y</m:t>
+        </m:r>
+        <m:r>
+          <m:t>h</m:t>
+        </m:r>
+        <m:r>
+          <m:t>o</m:t>
+        </m:r>
+        <m:r>
+          <m:t>s</m:t>
+        </m:r>
+        <m:r>
+          <m:t>t</m:t>
+        </m:r>
+        <m:r>
+          <m:t>n</m:t>
+        </m:r>
+        <m:r>
+          <m:t>a</m:t>
+        </m:r>
+        <m:r>
+          <m:t>m</m:t>
+        </m:r>
+        <m:r>
+          <m:t>e</m:t>
+        </m:r>
+        <m:r>
+          <m:rPr>
+            <m:sty m:val="p"/>
+          </m:rPr>
+          <m:t>,</m:t>
+        </m:r>
+        <m:r>
+          <m:t>l</m:t>
+        </m:r>
+        <m:r>
+          <m:t>o</m:t>
+        </m:r>
+        <m:r>
+          <m:t>c</m:t>
+        </m:r>
+        <m:r>
+          <m:t>a</m:t>
+        </m:r>
+        <m:r>
+          <m:t>l</m:t>
+        </m:r>
+        <m:r>
+          <m:t>h</m:t>
+        </m:r>
+        <m:r>
+          <m:t>o</m:t>
+        </m:r>
+        <m:r>
+          <m:t>s</m:t>
+        </m:r>
+        <m:r>
+          <m:t>t</m:t>
+        </m:r>
+        <m:r>
+          <m:rPr>
+            <m:sty m:val="p"/>
+          </m:rPr>
+          <m:t>.</m:t>
+        </m:r>
+      </m:oMath>
+      <w:r>
+        <w:t xml:space="preserve">mydomain, localhost,</w:t>
+      </w:r>
+      <w:r>
+        <w:t xml:space="preserve"> </w:t>
+      </w:r>
+      <w:r>
+        <w:t xml:space="preserve">$mydomain</w:t>
+      </w:r>
+      <w:r>
+        <w:t xml:space="preserve">’</w:t>
+      </w:r>
+      <w:r>
+        <w:t xml:space="preserve">↪</w:t>
+      </w:r>
+    </w:p>
+    <w:p>
+      <w:pPr>
+        <w:pStyle w:val="Compact"/>
+        <w:numPr>
+          <w:ilvl w:val="0"/>
+          <w:numId w:val="1004"/>
+        </w:numPr>
+      </w:pPr>
+      <w:r>
+        <w:t xml:space="preserve">Перезагрузите конфигурацию Postfix:</w:t>
+      </w:r>
+      <w:r>
+        <w:t xml:space="preserve"> </w:t>
+      </w:r>
+      <w:r>
+        <w:t xml:space="preserve">postfix check</w:t>
+      </w:r>
+      <w:r>
+        <w:t xml:space="preserve"> </w:t>
+      </w:r>
+      <w:r>
+        <w:t xml:space="preserve">systemctl reload postfix</w:t>
+      </w:r>
+    </w:p>
+    <w:p>
+      <w:pPr>
+        <w:pStyle w:val="Compact"/>
+        <w:numPr>
+          <w:ilvl w:val="0"/>
+          <w:numId w:val="1004"/>
+        </w:numPr>
+      </w:pPr>
+      <w:r>
+        <w:t xml:space="preserve">Восстановите контекст безопасности в SELinux:</w:t>
+      </w:r>
+      <w:r>
+        <w:t xml:space="preserve"> </w:t>
+      </w:r>
+      <w:r>
+        <w:t xml:space="preserve">restorecon -vR /etc</w:t>
+      </w:r>
+      <w:r>
+        <w:t xml:space="preserve"> </w:t>
+      </w:r>
+      <w:r>
+        <w:t xml:space="preserve">restorecon -vR /var/named</w:t>
+      </w:r>
+    </w:p>
+    <w:p>
+      <w:pPr>
+        <w:pStyle w:val="Compact"/>
+        <w:numPr>
+          <w:ilvl w:val="0"/>
+          <w:numId w:val="1004"/>
+        </w:numPr>
+      </w:pPr>
+      <w:r>
+        <w:t xml:space="preserve">Перезапустите DNS:</w:t>
+      </w:r>
+      <w:r>
+        <w:t xml:space="preserve"> </w:t>
+      </w:r>
+      <w:r>
+        <w:t xml:space="preserve">systemctl restart named</w:t>
+      </w:r>
+    </w:p>
+    <w:p>
+      <w:pPr>
+        <w:pStyle w:val="Compact"/>
+        <w:numPr>
+          <w:ilvl w:val="0"/>
+          <w:numId w:val="1004"/>
+        </w:numPr>
+      </w:pPr>
+      <w:r>
+        <w:t xml:space="preserve">Попробуйте отправить сообщения, находящиеся в очереди на отправление:</w:t>
+      </w:r>
+      <w:r>
+        <w:t xml:space="preserve"> </w:t>
+      </w:r>
+      <w:r>
+        <w:t xml:space="preserve">postqueue -f</w:t>
+      </w:r>
+    </w:p>
+    <w:p>
+      <w:pPr>
+        <w:pStyle w:val="Compact"/>
+        <w:numPr>
+          <w:ilvl w:val="0"/>
+          <w:numId w:val="1004"/>
+        </w:numPr>
+      </w:pPr>
+      <w:r>
+        <w:t xml:space="preserve">Проверьте отправку почты с клиента на доменный адрес.(рис. 4)</w:t>
+      </w:r>
+    </w:p>
+    <w:p>
+      <w:pPr>
+        <w:pStyle w:val="CaptionedFigure"/>
+      </w:pPr>
+      <w:r>
+        <w:drawing>
+          <wp:inline>
+            <wp:extent cx="3733800" cy="1246241"/>
+            <wp:effectExtent b="0" l="0" r="0" t="0"/>
+            <wp:docPr descr="Отправляем сообщения" title="" id="32" name="Picture"/>
+            <a:graphic>
+              <a:graphicData uri="http://schemas.openxmlformats.org/drawingml/2006/picture">
+                <pic:pic>
+                  <pic:nvPicPr>
+                    <pic:cNvPr descr="image/4.png" id="33" name="Picture"/>
+                    <pic:cNvPicPr>
+                      <a:picLocks noChangeArrowheads="1" noChangeAspect="1"/>
+                    </pic:cNvPicPr>
+                  </pic:nvPicPr>
+                  <pic:blipFill>
+                    <a:blip r:embed="rId31"/>
+                    <a:stretch>
+                      <a:fillRect/>
+                    </a:stretch>
+                  </pic:blipFill>
+                  <pic:spPr bwMode="auto">
+                    <a:xfrm>
+                      <a:off x="0" y="0"/>
+                      <a:ext cx="3733800" cy="1246241"/>
+                    </a:xfrm>
+                    <a:prstGeom prst="rect">
+                      <a:avLst/>
+                    </a:prstGeom>
+                    <a:noFill/>
+                    <a:ln w="9525">
+                      <a:noFill/>
+                      <a:headEnd/>
+                      <a:tailEnd/>
+                    </a:ln>
+                  </pic:spPr>
+                </pic:pic>
+              </a:graphicData>
+            </a:graphic>
+          </wp:inline>
+        </w:drawing>
+      </w:r>
+    </w:p>
+    <w:p>
+      <w:pPr>
+        <w:pStyle w:val="ImageCaption"/>
+      </w:pPr>
+      <w:r>
+        <w:t xml:space="preserve">Рис. 4: Отправляем сообщения</w:t>
+      </w:r>
+    </w:p>
+    <w:p>
+      <w:pPr>
+        <w:pStyle w:val="BodyText"/>
+      </w:pPr>
+      <w:r>
+        <w:t xml:space="preserve">Внесение изменений в настройки внутреннего окружения</w:t>
+      </w:r>
+      <w:r>
+        <w:t xml:space="preserve"> </w:t>
+      </w:r>
+      <w:r>
+        <w:t xml:space="preserve">виртуальной машины</w:t>
+      </w:r>
+    </w:p>
+    <w:p>
+      <w:pPr>
+        <w:pStyle w:val="Compact"/>
+        <w:numPr>
+          <w:ilvl w:val="0"/>
+          <w:numId w:val="1005"/>
+        </w:numPr>
+      </w:pPr>
+      <w:r>
+        <w:t xml:space="preserve">На виртуальной машине server перейдите в каталог для внесения изменений в на-</w:t>
+      </w:r>
+      <w:r>
+        <w:t xml:space="preserve"> </w:t>
+      </w:r>
+      <w:r>
+        <w:t xml:space="preserve">стройки внутреннего окружения /vagrant/provision/server/.</w:t>
+      </w:r>
+    </w:p>
+    <w:p>
+      <w:pPr>
+        <w:pStyle w:val="Compact"/>
+        <w:numPr>
+          <w:ilvl w:val="0"/>
+          <w:numId w:val="1005"/>
+        </w:numPr>
+      </w:pPr>
+      <w:r>
+        <w:t xml:space="preserve">Замените конфигурационные файлы DNS-сервера:</w:t>
+      </w:r>
+      <w:r>
+        <w:t xml:space="preserve"> </w:t>
+      </w:r>
+      <w:r>
+        <w:t xml:space="preserve">cd /vagrant/provision/server/dns/var/named</w:t>
+      </w:r>
+      <w:r>
+        <w:t xml:space="preserve"> </w:t>
+      </w:r>
+      <w:r>
+        <w:t xml:space="preserve">cp -R /var/named/* /vagrant/provision/server/dns/var/named</w:t>
+      </w:r>
+    </w:p>
+    <w:p>
+      <w:pPr>
+        <w:pStyle w:val="Compact"/>
+        <w:numPr>
+          <w:ilvl w:val="0"/>
+          <w:numId w:val="1005"/>
+        </w:numPr>
+      </w:pPr>
+      <w:r>
+        <w:t xml:space="preserve">В каталоге /vagrant/provision/server создайте исполняемый файл mail.sh.</w:t>
+      </w:r>
+    </w:p>
+    <w:p>
+      <w:pPr>
+        <w:pStyle w:val="Compact"/>
+        <w:numPr>
+          <w:ilvl w:val="0"/>
+          <w:numId w:val="1005"/>
+        </w:numPr>
+      </w:pPr>
+      <w:r>
+        <w:t xml:space="preserve">На виртуальной машине client перейдите в каталог для внесения изменений в на-</w:t>
+      </w:r>
+      <w:r>
+        <w:t xml:space="preserve"> </w:t>
+      </w:r>
+      <w:r>
+        <w:t xml:space="preserve">стройки внутреннего окружения /vagrant/provision/client/:</w:t>
+      </w:r>
+      <w:r>
+        <w:t xml:space="preserve"> </w:t>
+      </w:r>
+      <w:r>
+        <w:t xml:space="preserve">cd /vagrant/provision/client</w:t>
+      </w:r>
+    </w:p>
+    <w:p>
+      <w:pPr>
+        <w:pStyle w:val="Compact"/>
+        <w:numPr>
+          <w:ilvl w:val="0"/>
+          <w:numId w:val="1005"/>
+        </w:numPr>
+      </w:pPr>
+      <w:r>
+        <w:t xml:space="preserve">В каталоге /vagrant/provision/client создайте исполняемый файл mail.sh.</w:t>
+      </w:r>
+    </w:p>
+    <w:p>
+      <w:pPr>
+        <w:pStyle w:val="Compact"/>
+        <w:numPr>
+          <w:ilvl w:val="0"/>
+          <w:numId w:val="1005"/>
+        </w:numPr>
+      </w:pPr>
+      <w:r>
+        <w:t xml:space="preserve">Для отработки созданного скрипта во время загрузки виртуальной машины server</w:t>
+      </w:r>
+      <w:r>
+        <w:t xml:space="preserve"> </w:t>
+      </w:r>
+      <w:r>
+        <w:t xml:space="preserve">в конфигурационном файле Vagrantfile необходимо добавить в разделе конфигу-</w:t>
+      </w:r>
+      <w:r>
+        <w:t xml:space="preserve"> </w:t>
+      </w:r>
+      <w:r>
+        <w:t xml:space="preserve">рации для сервера.</w:t>
+      </w:r>
+    </w:p>
+    <w:p>
+      <w:pPr>
+        <w:pStyle w:val="Compact"/>
+        <w:numPr>
+          <w:ilvl w:val="0"/>
+          <w:numId w:val="1005"/>
+        </w:numPr>
+      </w:pPr>
+      <w:r>
+        <w:t xml:space="preserve">Для отработки созданного скрипта во время загрузки виртуальной машины client</w:t>
+      </w:r>
+      <w:r>
+        <w:t xml:space="preserve"> </w:t>
+      </w:r>
+      <w:r>
+        <w:t xml:space="preserve">в конфигурационном файле Vagrantfile необходимо добавить в разделе конфигу-</w:t>
+      </w:r>
+      <w:r>
+        <w:t xml:space="preserve"> </w:t>
+      </w:r>
+      <w:r>
+        <w:t xml:space="preserve">рации для клиента.(рис. 5)</w:t>
+      </w:r>
+    </w:p>
+    <w:p>
+      <w:pPr>
+        <w:pStyle w:val="CaptionedFigure"/>
+      </w:pPr>
+      <w:r>
+        <w:drawing>
+          <wp:inline>
+            <wp:extent cx="3733800" cy="556794"/>
+            <wp:effectExtent b="0" l="0" r="0" t="0"/>
+            <wp:docPr descr="Добавляем изменения" title="" id="35" name="Picture"/>
+            <a:graphic>
+              <a:graphicData uri="http://schemas.openxmlformats.org/drawingml/2006/picture">
+                <pic:pic>
+                  <pic:nvPicPr>
+                    <pic:cNvPr descr="image/5.png" id="36" name="Picture"/>
+                    <pic:cNvPicPr>
+                      <a:picLocks noChangeArrowheads="1" noChangeAspect="1"/>
+                    </pic:cNvPicPr>
+                  </pic:nvPicPr>
+                  <pic:blipFill>
+                    <a:blip r:embed="rId34"/>
+                    <a:stretch>
+                      <a:fillRect/>
+                    </a:stretch>
+                  </pic:blipFill>
+                  <pic:spPr bwMode="auto">
+                    <a:xfrm>
+                      <a:off x="0" y="0"/>
+                      <a:ext cx="3733800" cy="556794"/>
+                    </a:xfrm>
+                    <a:prstGeom prst="rect">
+                      <a:avLst/>
+                    </a:prstGeom>
+                    <a:noFill/>
+                    <a:ln w="9525">
+                      <a:noFill/>
+                      <a:headEnd/>
+                      <a:tailEnd/>
+                    </a:ln>
+                  </pic:spPr>
+                </pic:pic>
+              </a:graphicData>
+            </a:graphic>
+          </wp:inline>
+        </w:drawing>
+      </w:r>
+    </w:p>
+    <w:p>
+      <w:pPr>
+        <w:pStyle w:val="ImageCaption"/>
+      </w:pPr>
+      <w:r>
+        <w:t xml:space="preserve">Рис. 5: Добавляем изменения</w:t>
+      </w:r>
+    </w:p>
+    <w:bookmarkEnd w:id="37"/>
+    <w:bookmarkStart w:id="38" w:name="выводы"/>
     <w:p>
       <w:pPr>
         <w:pStyle w:val="Heading1"/>
@@ -558,10 +1725,16 @@
         <w:pStyle w:val="FirstParagraph"/>
       </w:pPr>
       <w:r>
-        <w:t xml:space="preserve">Мы получили навыки работы с планировщиками событий cron и at.</w:t>
-      </w:r>
-    </w:p>
-    <w:bookmarkEnd w:id="32"/>
+        <w:t xml:space="preserve">Мы приобрели практические навыки по установке и конфигурированию SMTP-</w:t>
+      </w:r>
+      <w:r>
+        <w:t xml:space="preserve"> </w:t>
+      </w:r>
+      <w:r>
+        <w:t xml:space="preserve">сервера.</w:t>
+      </w:r>
+    </w:p>
+    <w:bookmarkEnd w:id="38"/>
     <w:sectPr/>
   </w:body>
 </w:document>
@@ -753,176 +1926,6 @@
       </w:pPr>
     </w:lvl>
   </w:abstractNum>
-  <w:abstractNum w:abstractNumId="99412">
-    <w:nsid w:val="00A99412"/>
-    <w:multiLevelType w:val="multilevel"/>
-    <w:lvl w:ilvl="0">
-      <w:start w:val="2"/>
-      <w:numFmt w:val="decimal"/>
-      <w:lvlText w:val="%1."/>
-      <w:lvlJc w:val="left"/>
-      <w:pPr>
-        <w:ind w:left="720" w:hanging="480"/>
-      </w:pPr>
-    </w:lvl>
-    <w:lvl w:ilvl="1">
-      <w:start w:val="2"/>
-      <w:numFmt w:val="decimal"/>
-      <w:lvlText w:val="%2."/>
-      <w:lvlJc w:val="left"/>
-      <w:pPr>
-        <w:ind w:left="1440" w:hanging="480"/>
-      </w:pPr>
-    </w:lvl>
-    <w:lvl w:ilvl="2">
-      <w:start w:val="2"/>
-      <w:numFmt w:val="decimal"/>
-      <w:lvlText w:val="%3."/>
-      <w:lvlJc w:val="left"/>
-      <w:pPr>
-        <w:ind w:left="2160" w:hanging="480"/>
-      </w:pPr>
-    </w:lvl>
-    <w:lvl w:ilvl="3">
-      <w:start w:val="2"/>
-      <w:numFmt w:val="decimal"/>
-      <w:lvlText w:val="%4."/>
-      <w:lvlJc w:val="left"/>
-      <w:pPr>
-        <w:ind w:left="2880" w:hanging="480"/>
-      </w:pPr>
-    </w:lvl>
-    <w:lvl w:ilvl="4">
-      <w:start w:val="2"/>
-      <w:numFmt w:val="decimal"/>
-      <w:lvlText w:val="%5."/>
-      <w:lvlJc w:val="left"/>
-      <w:pPr>
-        <w:ind w:left="3600" w:hanging="480"/>
-      </w:pPr>
-    </w:lvl>
-    <w:lvl w:ilvl="5">
-      <w:start w:val="2"/>
-      <w:numFmt w:val="decimal"/>
-      <w:lvlText w:val="%6."/>
-      <w:lvlJc w:val="left"/>
-      <w:pPr>
-        <w:ind w:left="4320" w:hanging="480"/>
-      </w:pPr>
-    </w:lvl>
-    <w:lvl w:ilvl="6">
-      <w:start w:val="2"/>
-      <w:numFmt w:val="decimal"/>
-      <w:lvlText w:val="%7."/>
-      <w:lvlJc w:val="left"/>
-      <w:pPr>
-        <w:ind w:left="5040" w:hanging="480"/>
-      </w:pPr>
-    </w:lvl>
-    <w:lvl w:ilvl="7">
-      <w:start w:val="2"/>
-      <w:numFmt w:val="decimal"/>
-      <w:lvlText w:val="%8."/>
-      <w:lvlJc w:val="left"/>
-      <w:pPr>
-        <w:ind w:left="5760" w:hanging="480"/>
-      </w:pPr>
-    </w:lvl>
-    <w:lvl w:ilvl="8">
-      <w:start w:val="2"/>
-      <w:numFmt w:val="decimal"/>
-      <w:lvlText w:val="%9."/>
-      <w:lvlJc w:val="left"/>
-      <w:pPr>
-        <w:ind w:left="6480" w:hanging="480"/>
-      </w:pPr>
-    </w:lvl>
-  </w:abstractNum>
-  <w:abstractNum w:abstractNumId="99413">
-    <w:nsid w:val="00A99413"/>
-    <w:multiLevelType w:val="multilevel"/>
-    <w:lvl w:ilvl="0">
-      <w:start w:val="3"/>
-      <w:numFmt w:val="decimal"/>
-      <w:lvlText w:val="%1."/>
-      <w:lvlJc w:val="left"/>
-      <w:pPr>
-        <w:ind w:left="720" w:hanging="480"/>
-      </w:pPr>
-    </w:lvl>
-    <w:lvl w:ilvl="1">
-      <w:start w:val="3"/>
-      <w:numFmt w:val="decimal"/>
-      <w:lvlText w:val="%2."/>
-      <w:lvlJc w:val="left"/>
-      <w:pPr>
-        <w:ind w:left="1440" w:hanging="480"/>
-      </w:pPr>
-    </w:lvl>
-    <w:lvl w:ilvl="2">
-      <w:start w:val="3"/>
-      <w:numFmt w:val="decimal"/>
-      <w:lvlText w:val="%3."/>
-      <w:lvlJc w:val="left"/>
-      <w:pPr>
-        <w:ind w:left="2160" w:hanging="480"/>
-      </w:pPr>
-    </w:lvl>
-    <w:lvl w:ilvl="3">
-      <w:start w:val="3"/>
-      <w:numFmt w:val="decimal"/>
-      <w:lvlText w:val="%4."/>
-      <w:lvlJc w:val="left"/>
-      <w:pPr>
-        <w:ind w:left="2880" w:hanging="480"/>
-      </w:pPr>
-    </w:lvl>
-    <w:lvl w:ilvl="4">
-      <w:start w:val="3"/>
-      <w:numFmt w:val="decimal"/>
-      <w:lvlText w:val="%5."/>
-      <w:lvlJc w:val="left"/>
-      <w:pPr>
-        <w:ind w:left="3600" w:hanging="480"/>
-      </w:pPr>
-    </w:lvl>
-    <w:lvl w:ilvl="5">
-      <w:start w:val="3"/>
-      <w:numFmt w:val="decimal"/>
-      <w:lvlText w:val="%6."/>
-      <w:lvlJc w:val="left"/>
-      <w:pPr>
-        <w:ind w:left="4320" w:hanging="480"/>
-      </w:pPr>
-    </w:lvl>
-    <w:lvl w:ilvl="6">
-      <w:start w:val="3"/>
-      <w:numFmt w:val="decimal"/>
-      <w:lvlText w:val="%7."/>
-      <w:lvlJc w:val="left"/>
-      <w:pPr>
-        <w:ind w:left="5040" w:hanging="480"/>
-      </w:pPr>
-    </w:lvl>
-    <w:lvl w:ilvl="7">
-      <w:start w:val="3"/>
-      <w:numFmt w:val="decimal"/>
-      <w:lvlText w:val="%8."/>
-      <w:lvlJc w:val="left"/>
-      <w:pPr>
-        <w:ind w:left="5760" w:hanging="480"/>
-      </w:pPr>
-    </w:lvl>
-    <w:lvl w:ilvl="8">
-      <w:start w:val="3"/>
-      <w:numFmt w:val="decimal"/>
-      <w:lvlText w:val="%9."/>
-      <w:lvlJc w:val="left"/>
-      <w:pPr>
-        <w:ind w:left="6480" w:hanging="480"/>
-      </w:pPr>
-    </w:lvl>
-  </w:abstractNum>
   <w:num w:numId="1000">
     <w:abstractNumId w:val="990"/>
   </w:num>
@@ -987,63 +1990,93 @@
     </w:lvlOverride>
   </w:num>
   <w:num w:numId="1003">
-    <w:abstractNumId w:val="99412"/>
+    <w:abstractNumId w:val="99411"/>
     <w:lvlOverride w:ilvl="0">
-      <w:startOverride w:val="2"/>
+      <w:startOverride w:val="1"/>
     </w:lvlOverride>
     <w:lvlOverride w:ilvl="1">
-      <w:startOverride w:val="2"/>
+      <w:startOverride w:val="1"/>
     </w:lvlOverride>
     <w:lvlOverride w:ilvl="2">
-      <w:startOverride w:val="2"/>
+      <w:startOverride w:val="1"/>
     </w:lvlOverride>
     <w:lvlOverride w:ilvl="3">
-      <w:startOverride w:val="2"/>
+      <w:startOverride w:val="1"/>
     </w:lvlOverride>
     <w:lvlOverride w:ilvl="4">
-      <w:startOverride w:val="2"/>
+      <w:startOverride w:val="1"/>
     </w:lvlOverride>
     <w:lvlOverride w:ilvl="5">
-      <w:startOverride w:val="2"/>
+      <w:startOverride w:val="1"/>
     </w:lvlOverride>
     <w:lvlOverride w:ilvl="6">
-      <w:startOverride w:val="2"/>
+      <w:startOverride w:val="1"/>
     </w:lvlOverride>
     <w:lvlOverride w:ilvl="7">
-      <w:startOverride w:val="2"/>
+      <w:startOverride w:val="1"/>
     </w:lvlOverride>
     <w:lvlOverride w:ilvl="8">
-      <w:startOverride w:val="2"/>
+      <w:startOverride w:val="1"/>
     </w:lvlOverride>
   </w:num>
   <w:num w:numId="1004">
-    <w:abstractNumId w:val="99413"/>
+    <w:abstractNumId w:val="99411"/>
     <w:lvlOverride w:ilvl="0">
-      <w:startOverride w:val="3"/>
+      <w:startOverride w:val="1"/>
     </w:lvlOverride>
     <w:lvlOverride w:ilvl="1">
-      <w:startOverride w:val="3"/>
+      <w:startOverride w:val="1"/>
     </w:lvlOverride>
     <w:lvlOverride w:ilvl="2">
-      <w:startOverride w:val="3"/>
+      <w:startOverride w:val="1"/>
     </w:lvlOverride>
     <w:lvlOverride w:ilvl="3">
-      <w:startOverride w:val="3"/>
+      <w:startOverride w:val="1"/>
     </w:lvlOverride>
     <w:lvlOverride w:ilvl="4">
-      <w:startOverride w:val="3"/>
+      <w:startOverride w:val="1"/>
     </w:lvlOverride>
     <w:lvlOverride w:ilvl="5">
-      <w:startOverride w:val="3"/>
+      <w:startOverride w:val="1"/>
     </w:lvlOverride>
     <w:lvlOverride w:ilvl="6">
-      <w:startOverride w:val="3"/>
+      <w:startOverride w:val="1"/>
     </w:lvlOverride>
     <w:lvlOverride w:ilvl="7">
-      <w:startOverride w:val="3"/>
+      <w:startOverride w:val="1"/>
     </w:lvlOverride>
     <w:lvlOverride w:ilvl="8">
-      <w:startOverride w:val="3"/>
+      <w:startOverride w:val="1"/>
+    </w:lvlOverride>
+  </w:num>
+  <w:num w:numId="1005">
+    <w:abstractNumId w:val="99411"/>
+    <w:lvlOverride w:ilvl="0">
+      <w:startOverride w:val="1"/>
+    </w:lvlOverride>
+    <w:lvlOverride w:ilvl="1">
+      <w:startOverride w:val="1"/>
+    </w:lvlOverride>
+    <w:lvlOverride w:ilvl="2">
+      <w:startOverride w:val="1"/>
+    </w:lvlOverride>
+    <w:lvlOverride w:ilvl="3">
+      <w:startOverride w:val="1"/>
+    </w:lvlOverride>
+    <w:lvlOverride w:ilvl="4">
+      <w:startOverride w:val="1"/>
+    </w:lvlOverride>
+    <w:lvlOverride w:ilvl="5">
+      <w:startOverride w:val="1"/>
+    </w:lvlOverride>
+    <w:lvlOverride w:ilvl="6">
+      <w:startOverride w:val="1"/>
+    </w:lvlOverride>
+    <w:lvlOverride w:ilvl="7">
+      <w:startOverride w:val="1"/>
+    </w:lvlOverride>
+    <w:lvlOverride w:ilvl="8">
+      <w:startOverride w:val="1"/>
     </w:lvlOverride>
   </w:num>
 </w:numbering>
